--- a/reports/scripts final.docx
+++ b/reports/scripts final.docx
@@ -38,7 +38,15 @@
     </w:p>
     <w:p>
       <w:r>
-        <w:t>Our dataset contains 50,000 user profiles across 25 features — demographics, behavioural metrics like swipe ratio, message count, and mutual matches. We binarised 10 original outcome categories into two classes: positive outcomes — mutual matches, instant matches, dates, and relationships formed— versus negative outcomes like ghosting, blocking, and no action.</w:t>
+        <w:t xml:space="preserve">Our dataset contains 50,000 user profiles across 25 features — demographics, behavioural metrics like swipe ratio, message count, and mutual matches. We </w:t>
+      </w:r>
+      <w:proofErr w:type="spellStart"/>
+      <w:r>
+        <w:t>binarised</w:t>
+      </w:r>
+      <w:proofErr w:type="spellEnd"/>
+      <w:r>
+        <w:t xml:space="preserve"> 10 original outcome categories into two classes: positive outcomes — mutual matches, instant matches, dates, and relationships formed— versus negative outcomes like ghosting, blocking, and no action.</w:t>
       </w:r>
     </w:p>
     <w:p>
@@ -48,7 +56,15 @@
     </w:p>
     <w:p>
       <w:r>
-        <w:t>The first and most important finding from our comprehensive EDA: despite a realistic class imbalance of 39.7% positive to 60.3% negative, feature distributions across both classes are nearly identical. Swipe ratios, app usage, message counts — essentially flat. No single feature separates matches from non-matches.</w:t>
+        <w:t xml:space="preserve">The first and most important finding from our comprehensive EDA: despite a realistic class imbalance of 39.7% positive to 60.3% negative, feature distributions across both classes are nearly identical. Swipe ratios, app usage, message counts — essentially flat. No single feature separates </w:t>
+      </w:r>
+      <w:proofErr w:type="gramStart"/>
+      <w:r>
+        <w:t>matches</w:t>
+      </w:r>
+      <w:proofErr w:type="gramEnd"/>
+      <w:r>
+        <w:t xml:space="preserve"> from non-matches.</w:t>
       </w:r>
     </w:p>
     <w:p>
@@ -100,7 +116,15 @@
     </w:p>
     <w:p>
       <w:r>
-        <w:t xml:space="preserve">Beyond encoding, we applied the PC Algorithm with a Kernel Conditional Independence test to map the causal DAG of user behaviour. This revealed mutual_matches is a collider variable — so using it as a predictor introduces structural bias. Double Machine </w:t>
+        <w:t xml:space="preserve">Beyond encoding, we applied the PC Algorithm with a Kernel Conditional Independence test to map the causal DAG of user behaviour. This revealed </w:t>
+      </w:r>
+      <w:proofErr w:type="spellStart"/>
+      <w:r>
+        <w:t>mutual_matches</w:t>
+      </w:r>
+      <w:proofErr w:type="spellEnd"/>
+      <w:r>
+        <w:t xml:space="preserve"> is a collider variable — so using it as a predictor introduces structural bias. Double Machine </w:t>
       </w:r>
       <w:r>
         <w:lastRenderedPageBreak/>
@@ -119,8 +143,13 @@
       </w:r>
     </w:p>
     <w:p>
-      <w:r>
-        <w:t>RobustScaler was chosen for skewed activity metrics. An Isolation Forest OOD guardrail rejects anomalous profiles at inference. Feature selection combined ANOVA F-Score, Mutual Information, and Boruta in parallel — pruning 116 features down to 67.</w:t>
+      <w:proofErr w:type="spellStart"/>
+      <w:r>
+        <w:t>RobustScaler</w:t>
+      </w:r>
+      <w:proofErr w:type="spellEnd"/>
+      <w:r>
+        <w:t xml:space="preserve"> was chosen for skewed activity metrics. An Isolation Forest OOD guardrail rejects anomalous profiles at inference. Feature selection combined ANOVA F-Score, Mutual Information, and Boruta in parallel — pruning 116 features down to 67.</w:t>
       </w:r>
     </w:p>
     <w:p>
@@ -165,7 +194,15 @@
         <w:t xml:space="preserve"> </w:t>
       </w:r>
       <w:r>
-        <w:t>We built and evaluated 16 architectures in total — 13 baseline classifiers spanning every major paradigm, plus three advanced architectures: a Graph Attention Network, a SCARF self-supervised learner, and a TabPFN Zero-Shot Transformer.</w:t>
+        <w:t xml:space="preserve">We built and evaluated 16 architectures in total — 13 baseline classifiers spanning every major paradigm, plus three advanced architectures: a Graph Attention Network, a SCARF self-supervised learner, and a </w:t>
+      </w:r>
+      <w:proofErr w:type="spellStart"/>
+      <w:r>
+        <w:t>TabPFN</w:t>
+      </w:r>
+      <w:proofErr w:type="spellEnd"/>
+      <w:r>
+        <w:t xml:space="preserve"> Zero-Shot Transformer.</w:t>
       </w:r>
     </w:p>
     <w:p>
@@ -175,7 +212,15 @@
     </w:p>
     <w:p>
       <w:r>
-        <w:t xml:space="preserve">All models cluster around ROC-AUC of 0.51 — barely above random chance. The Friedman-Nemenyi </w:t>
+        <w:t>All models cluster around ROC-AUC of 0.51 — barely above random chance. The Friedman-</w:t>
+      </w:r>
+      <w:proofErr w:type="spellStart"/>
+      <w:r>
+        <w:t>Nemenyi</w:t>
+      </w:r>
+      <w:proofErr w:type="spellEnd"/>
+      <w:r>
+        <w:t xml:space="preserve"> </w:t>
       </w:r>
       <w:r>
         <w:t xml:space="preserve">test </w:t>
@@ -184,7 +229,23 @@
         <w:t>confirmed differences are statistically significant (p = 0.0344), proving our baseline metrics are not due to random variance</w:t>
       </w:r>
       <w:r>
-        <w:t>, and FLAML and PyCaret AutoML validation hit the exact same 60.3% ceiling — proving we extracted 100% of the available signal.</w:t>
+        <w:t xml:space="preserve">, and FLAML and </w:t>
+      </w:r>
+      <w:proofErr w:type="spellStart"/>
+      <w:r>
+        <w:t>PyCaret</w:t>
+      </w:r>
+      <w:proofErr w:type="spellEnd"/>
+      <w:r>
+        <w:t xml:space="preserve"> </w:t>
+      </w:r>
+      <w:proofErr w:type="spellStart"/>
+      <w:r>
+        <w:t>AutoML</w:t>
+      </w:r>
+      <w:proofErr w:type="spellEnd"/>
+      <w:r>
+        <w:t xml:space="preserve"> validation hit the exact same 60.3% ceiling — proving we extracted 100% of the available signal.</w:t>
       </w:r>
     </w:p>
     <w:p>
@@ -194,13 +255,45 @@
     </w:p>
     <w:p>
       <w:r>
-        <w:t xml:space="preserve">Champion selection required careful justification. SVM Bagging scored the highest raw ROC-AUC of 0.5143 — but with 0% F1-Score, it had collapsed into a majority-class predictor. Scientifically meaningless. LightGBM scored ROC-AUC 0.5112 with F1 of 18.57% — </w:t>
+        <w:t xml:space="preserve">Champion selection required careful justification. SVM Bagging scored the highest raw ROC-AUC of 0.5143 — but with 0% F1-Score, it had collapsed into a majority-class predictor. Scientifically meaningless. </w:t>
+      </w:r>
+      <w:proofErr w:type="spellStart"/>
+      <w:r>
+        <w:t>LightGBM</w:t>
+      </w:r>
+      <w:proofErr w:type="spellEnd"/>
+      <w:r>
+        <w:t xml:space="preserve"> scored ROC-AUC 0.5112 with F1 of 18.57% — </w:t>
       </w:r>
       <w:r>
         <w:t>one of the few models successfully maintaining balanced positive-class discrimination without fully collapsing global accuracy</w:t>
       </w:r>
       <w:r>
-        <w:t>. Its speed enabled 1,000-trial Optuna tuning, and its native SHAP TreeExplainer compatibility powers our entire downstream pipeline: calibration, DiCE recourse, Knowledge Distillation, and Causal Uplift. A model that breaks any of these collapses the system.</w:t>
+        <w:t xml:space="preserve">. Its speed enabled 1,000-trial </w:t>
+      </w:r>
+      <w:proofErr w:type="spellStart"/>
+      <w:r>
+        <w:t>Optuna</w:t>
+      </w:r>
+      <w:proofErr w:type="spellEnd"/>
+      <w:r>
+        <w:t xml:space="preserve"> tuning, and its native SHAP </w:t>
+      </w:r>
+      <w:proofErr w:type="spellStart"/>
+      <w:r>
+        <w:t>TreeExplainer</w:t>
+      </w:r>
+      <w:proofErr w:type="spellEnd"/>
+      <w:r>
+        <w:t xml:space="preserve"> compatibility powers our entire downstream pipeline: calibration, </w:t>
+      </w:r>
+      <w:proofErr w:type="spellStart"/>
+      <w:r>
+        <w:t>DiCE</w:t>
+      </w:r>
+      <w:proofErr w:type="spellEnd"/>
+      <w:r>
+        <w:t xml:space="preserve"> recourse, Knowledge Distillation, and Causal Uplift. A model that breaks any of these collapses the system.</w:t>
       </w:r>
     </w:p>
     <w:p>
@@ -228,40 +321,156 @@
       </w:r>
     </w:p>
     <w:p>
-      <w:r>
+      <w:pPr>
+        <w:rPr>
+          <w:sz w:val="32"/>
+          <w:szCs w:val="32"/>
+        </w:rPr>
+      </w:pPr>
+      <w:r>
+        <w:rPr>
+          <w:sz w:val="32"/>
+          <w:szCs w:val="32"/>
+        </w:rPr>
         <w:t xml:space="preserve">Thank you </w:t>
       </w:r>
       <w:r>
+        <w:rPr>
+          <w:sz w:val="32"/>
+          <w:szCs w:val="32"/>
+        </w:rPr>
         <w:t>YING EN</w:t>
       </w:r>
       <w:r>
+        <w:rPr>
+          <w:sz w:val="32"/>
+          <w:szCs w:val="32"/>
+        </w:rPr>
         <w:t>. With our champion selected, here is how we optimised and validated it.</w:t>
       </w:r>
       <w:r>
+        <w:rPr>
+          <w:sz w:val="32"/>
+          <w:szCs w:val="32"/>
+        </w:rPr>
         <w:br/>
       </w:r>
       <w:r>
-        <w:t>We tuned LightGBM with RandomizedSearchCV and GPU-accelerated Optuna — using Matthews Correlation Coefficient as the objective, because MCC is the only metric that scores high when all four confusion matrix quadrants perform well simultaneously. This prevents the optimiser from gaming accuracy on the majority class.</w:t>
-      </w:r>
-    </w:p>
-    <w:p>
-      <w:r>
-        <w:t>[VISUAL: 22_learning_curves.png]</w:t>
-      </w:r>
-    </w:p>
-    <w:p>
-      <w:r>
-        <w:t>Learning curves showed tight train-validation convergence — definitive proof the ceiling is a data limitation, not a modelling one. We calibrated LightGBM with Isotonic Regression on a held-out split, ensuring probabilities reflect true empirical frequencies.</w:t>
-      </w:r>
-    </w:p>
-    <w:p>
-      <w:r>
-        <w:t>[VISUAL: 32_shap_interaction_matrix + 36_probability_calibration_reliability_diagram.png]</w:t>
-      </w:r>
-    </w:p>
-    <w:p>
-      <w:r>
-        <w:t>For interpretability, we computed SHAP interaction values and Friedman's H-Statistic to map pairwise feature synergies. We also ran a demographic parity audit — confirming our model does not discriminate by gender or orientation. For robustness, Conformal Prediction provides provable uncertainty coverage, and FGSM adversarial testing verified graceful degradation. For deployment, Knowledge Distillation compressed our champion into a lightweight model, and Microsoft DiCE generates actionable profile recommendations — turning predictions into user agency.</w:t>
+        <w:rPr>
+          <w:sz w:val="32"/>
+          <w:szCs w:val="32"/>
+        </w:rPr>
+        <w:t xml:space="preserve">We tuned </w:t>
+      </w:r>
+      <w:proofErr w:type="spellStart"/>
+      <w:r>
+        <w:rPr>
+          <w:sz w:val="32"/>
+          <w:szCs w:val="32"/>
+        </w:rPr>
+        <w:t>LightGBM</w:t>
+      </w:r>
+      <w:proofErr w:type="spellEnd"/>
+      <w:r>
+        <w:rPr>
+          <w:sz w:val="32"/>
+          <w:szCs w:val="32"/>
+        </w:rPr>
+        <w:t xml:space="preserve"> with </w:t>
+      </w:r>
+      <w:proofErr w:type="spellStart"/>
+      <w:r>
+        <w:rPr>
+          <w:sz w:val="32"/>
+          <w:szCs w:val="32"/>
+        </w:rPr>
+        <w:t>RandomizedSearchCV</w:t>
+      </w:r>
+      <w:proofErr w:type="spellEnd"/>
+      <w:r>
+        <w:rPr>
+          <w:sz w:val="32"/>
+          <w:szCs w:val="32"/>
+        </w:rPr>
+        <w:t xml:space="preserve"> and GPU-accelerated </w:t>
+      </w:r>
+      <w:proofErr w:type="spellStart"/>
+      <w:r>
+        <w:rPr>
+          <w:sz w:val="32"/>
+          <w:szCs w:val="32"/>
+        </w:rPr>
+        <w:t>Optuna</w:t>
+      </w:r>
+      <w:proofErr w:type="spellEnd"/>
+      <w:r>
+        <w:rPr>
+          <w:sz w:val="32"/>
+          <w:szCs w:val="32"/>
+        </w:rPr>
+        <w:t xml:space="preserve"> — using Matthews Correlation Coefficient as the objective, because MCC is the only metric that scores high when all four confusion matrix quadrants perform well simultaneously. This prevents the optimiser from gaming accuracy on the majority class.</w:t>
+      </w:r>
+    </w:p>
+    <w:p>
+      <w:pPr>
+        <w:rPr>
+          <w:sz w:val="32"/>
+          <w:szCs w:val="32"/>
+        </w:rPr>
+      </w:pPr>
+      <w:r>
+        <w:rPr>
+          <w:sz w:val="32"/>
+          <w:szCs w:val="32"/>
+        </w:rPr>
+        <w:t xml:space="preserve">Learning curves showed tight train-validation convergence — definitive proof the ceiling is a data limitation, not a modelling one. We calibrated </w:t>
+      </w:r>
+      <w:proofErr w:type="spellStart"/>
+      <w:r>
+        <w:rPr>
+          <w:sz w:val="32"/>
+          <w:szCs w:val="32"/>
+        </w:rPr>
+        <w:t>LightGBM</w:t>
+      </w:r>
+      <w:proofErr w:type="spellEnd"/>
+      <w:r>
+        <w:rPr>
+          <w:sz w:val="32"/>
+          <w:szCs w:val="32"/>
+        </w:rPr>
+        <w:t xml:space="preserve"> with Isotonic Regression on a held-out split, ensuring probabilities reflect true empirical frequencies.</w:t>
+      </w:r>
+    </w:p>
+    <w:p>
+      <w:pPr>
+        <w:rPr>
+          <w:sz w:val="32"/>
+          <w:szCs w:val="32"/>
+        </w:rPr>
+      </w:pPr>
+      <w:r>
+        <w:rPr>
+          <w:sz w:val="32"/>
+          <w:szCs w:val="32"/>
+        </w:rPr>
+        <w:t xml:space="preserve">For interpretability, we computed SHAP interaction values and Friedman's H-Statistic to map pairwise feature synergies. We also ran a demographic parity audit — confirming our model does not discriminate by gender or orientation. For robustness, Conformal Prediction provides provable uncertainty coverage, and FGSM adversarial testing verified graceful degradation. For deployment, Knowledge Distillation compressed our champion into a lightweight model, and Microsoft </w:t>
+      </w:r>
+      <w:proofErr w:type="spellStart"/>
+      <w:r>
+        <w:rPr>
+          <w:sz w:val="32"/>
+          <w:szCs w:val="32"/>
+        </w:rPr>
+        <w:t>DiCE</w:t>
+      </w:r>
+      <w:proofErr w:type="spellEnd"/>
+      <w:r>
+        <w:rPr>
+          <w:sz w:val="32"/>
+          <w:szCs w:val="32"/>
+        </w:rPr>
+        <w:t xml:space="preserve"> generates actionable profile recommendations — turning predictions into user agency.</w:t>
       </w:r>
     </w:p>
     <w:p>
@@ -287,7 +496,23 @@
     </w:p>
     <w:p>
       <w:r>
-        <w:t>We also built a T-Learner Causal Uplift model to segment users by individual treatment effect, and deployed SwipeIQ V2 — a Streamlit dashboard with nine live sandboxes covering every pipeline component.</w:t>
+        <w:t xml:space="preserve">We also built a T-Learner Causal Uplift model to segment users by individual treatment effect, and deployed </w:t>
+      </w:r>
+      <w:proofErr w:type="spellStart"/>
+      <w:r>
+        <w:t>SwipeIQ</w:t>
+      </w:r>
+      <w:proofErr w:type="spellEnd"/>
+      <w:r>
+        <w:t xml:space="preserve"> V2 — a </w:t>
+      </w:r>
+      <w:proofErr w:type="spellStart"/>
+      <w:r>
+        <w:t>Streamlit</w:t>
+      </w:r>
+      <w:proofErr w:type="spellEnd"/>
+      <w:r>
+        <w:t xml:space="preserve"> dashboard with nine live sandboxes covering every pipeline component.</w:t>
       </w:r>
     </w:p>
     <w:p>
@@ -297,7 +522,23 @@
     </w:p>
     <w:p>
       <w:r>
-        <w:t>To conclude: we evaluated 16 architectures, disqualified majority-class predictors, and selected LightGBM as our champion — validating the 60.3% ceiling with AutoML, statistical testing, and learning curves. That limit is a property of the data, not our engineering.</w:t>
+        <w:t xml:space="preserve">To conclude: we evaluated 16 architectures, disqualified majority-class predictors, and selected </w:t>
+      </w:r>
+      <w:proofErr w:type="spellStart"/>
+      <w:r>
+        <w:t>LightGBM</w:t>
+      </w:r>
+      <w:proofErr w:type="spellEnd"/>
+      <w:r>
+        <w:t xml:space="preserve"> as our champion — validating the 60.3% ceiling with </w:t>
+      </w:r>
+      <w:proofErr w:type="spellStart"/>
+      <w:r>
+        <w:t>AutoML</w:t>
+      </w:r>
+      <w:proofErr w:type="spellEnd"/>
+      <w:r>
+        <w:t>, statistical testing, and learning curves. That limit is a property of the data, not our engineering.</w:t>
       </w:r>
     </w:p>
     <w:p>
@@ -926,6 +1167,7 @@
   <w:style w:type="character" w:default="1" w:styleId="DefaultParagraphFont">
     <w:name w:val="Default Paragraph Font"/>
     <w:uiPriority w:val="1"/>
+    <w:semiHidden/>
     <w:unhideWhenUsed/>
   </w:style>
   <w:style w:type="table" w:default="1" w:styleId="TableNormal">
